--- a/docs/Solution_Walkthrough.docx
+++ b/docs/Solution_Walkthrough.docx
@@ -986,14 +986,6 @@
         <w:t>Efficacy on held-out test set</w:t>
       </w:r>
     </w:p>
-    <w:p>
-      <w:r>
-        <w:rPr>
-          <w:rFonts w:ascii="Inter" w:hAnsi="Inter"/>
-        </w:rPr>
-        <w:t>(Live metrics available after running `make demo`. Documented benchmark numbers in webapp leaderboard.)</w:t>
-      </w:r>
-    </w:p>
     <w:tbl>
       <w:tblPr>
         <w:tblStyle w:val="LightGrid-Accent1"/>
@@ -1129,7 +1121,7 @@
               <w:rPr>
                 <w:sz w:val="20"/>
               </w:rPr>
-              <w:t>0.931</w:t>
+              <w:t>0.5810</w:t>
             </w:r>
           </w:p>
         </w:tc>
@@ -1142,7 +1134,7 @@
               <w:rPr>
                 <w:sz w:val="20"/>
               </w:rPr>
-              <w:t>0.842</w:t>
+              <w:t>0.1005</w:t>
             </w:r>
           </w:p>
         </w:tc>
@@ -1155,7 +1147,7 @@
               <w:rPr>
                 <w:sz w:val="20"/>
               </w:rPr>
-              <w:t>0.871</w:t>
+              <w:t>0.0816</w:t>
             </w:r>
           </w:p>
         </w:tc>
@@ -1168,7 +1160,7 @@
               <w:rPr>
                 <w:sz w:val="20"/>
               </w:rPr>
-              <w:t>0.815</w:t>
+              <w:t>0.1307</w:t>
             </w:r>
           </w:p>
         </w:tc>
@@ -1181,7 +1173,7 @@
               <w:rPr>
                 <w:sz w:val="20"/>
               </w:rPr>
-              <w:t>0.024</w:t>
+              <w:t>0.0647</w:t>
             </w:r>
           </w:p>
         </w:tc>
@@ -1209,7 +1201,7 @@
               <w:rPr>
                 <w:sz w:val="20"/>
               </w:rPr>
-              <w:t>0.928</w:t>
+              <w:t>0.5562</w:t>
             </w:r>
           </w:p>
         </w:tc>
@@ -1222,7 +1214,7 @@
               <w:rPr>
                 <w:sz w:val="20"/>
               </w:rPr>
-              <w:t>0.839</w:t>
+              <w:t>0.0950</w:t>
             </w:r>
           </w:p>
         </w:tc>
@@ -1235,7 +1227,7 @@
               <w:rPr>
                 <w:sz w:val="20"/>
               </w:rPr>
-              <w:t>0.866</w:t>
+              <w:t>0.0695</w:t>
             </w:r>
           </w:p>
         </w:tc>
@@ -1248,7 +1240,7 @@
               <w:rPr>
                 <w:sz w:val="20"/>
               </w:rPr>
-              <w:t>0.814</w:t>
+              <w:t>0.1503</w:t>
             </w:r>
           </w:p>
         </w:tc>
@@ -1261,7 +1253,7 @@
               <w:rPr>
                 <w:sz w:val="20"/>
               </w:rPr>
-              <w:t>0.025</w:t>
+              <w:t>0.0886</w:t>
             </w:r>
           </w:p>
         </w:tc>
@@ -1289,7 +1281,7 @@
               <w:rPr>
                 <w:sz w:val="20"/>
               </w:rPr>
-              <w:t>0.918</w:t>
+              <w:t>0.5393</w:t>
             </w:r>
           </w:p>
         </w:tc>
@@ -1302,7 +1294,7 @@
               <w:rPr>
                 <w:sz w:val="20"/>
               </w:rPr>
-              <w:t>0.821</w:t>
+              <w:t>0.1301</w:t>
             </w:r>
           </w:p>
         </w:tc>
@@ -1315,7 +1307,7 @@
               <w:rPr>
                 <w:sz w:val="20"/>
               </w:rPr>
-              <w:t>0.853</w:t>
+              <w:t>0.1720</w:t>
             </w:r>
           </w:p>
         </w:tc>
@@ -1328,7 +1320,7 @@
               <w:rPr>
                 <w:sz w:val="20"/>
               </w:rPr>
-              <w:t>0.792</w:t>
+              <w:t>0.1046</w:t>
             </w:r>
           </w:p>
         </w:tc>
@@ -1341,7 +1333,7 @@
               <w:rPr>
                 <w:sz w:val="20"/>
               </w:rPr>
-              <w:t>0.029</w:t>
+              <w:t>0.0221</w:t>
             </w:r>
           </w:p>
         </w:tc>
@@ -1369,7 +1361,7 @@
               <w:rPr>
                 <w:sz w:val="20"/>
               </w:rPr>
-              <w:t>0.892</w:t>
+              <w:t>0.5903</w:t>
             </w:r>
           </w:p>
         </w:tc>
@@ -1382,7 +1374,7 @@
               <w:rPr>
                 <w:sz w:val="20"/>
               </w:rPr>
-              <w:t>0.794</w:t>
+              <w:t>0.1199</w:t>
             </w:r>
           </w:p>
         </w:tc>
@@ -1395,7 +1387,7 @@
               <w:rPr>
                 <w:sz w:val="20"/>
               </w:rPr>
-              <w:t>0.831</w:t>
+              <w:t>0.0852</w:t>
             </w:r>
           </w:p>
         </w:tc>
@@ -1408,7 +1400,7 @@
               <w:rPr>
                 <w:sz w:val="20"/>
               </w:rPr>
-              <w:t>0.760</w:t>
+              <w:t>0.2026</w:t>
             </w:r>
           </w:p>
         </w:tc>
@@ -1421,167 +1413,7 @@
               <w:rPr>
                 <w:sz w:val="20"/>
               </w:rPr>
-              <w:t>0.034</w:t>
-            </w:r>
-          </w:p>
-        </w:tc>
-      </w:tr>
-      <w:tr>
-        <w:tc>
-          <w:tcPr>
-            <w:tcW w:type="dxa" w:w="1440"/>
-          </w:tcPr>
-          <w:p>
-            <w:r>
-              <w:rPr>
-                <w:sz w:val="20"/>
-              </w:rPr>
-              <w:t>llm_judge (narrative)</w:t>
-            </w:r>
-          </w:p>
-        </w:tc>
-        <w:tc>
-          <w:tcPr>
-            <w:tcW w:type="dxa" w:w="1440"/>
-          </w:tcPr>
-          <w:p>
-            <w:r>
-              <w:rPr>
-                <w:sz w:val="20"/>
-              </w:rPr>
-              <w:t>0.876</w:t>
-            </w:r>
-          </w:p>
-        </w:tc>
-        <w:tc>
-          <w:tcPr>
-            <w:tcW w:type="dxa" w:w="1440"/>
-          </w:tcPr>
-          <w:p>
-            <w:r>
-              <w:rPr>
-                <w:sz w:val="20"/>
-              </w:rPr>
-              <w:t>0.782</w:t>
-            </w:r>
-          </w:p>
-        </w:tc>
-        <w:tc>
-          <w:tcPr>
-            <w:tcW w:type="dxa" w:w="1440"/>
-          </w:tcPr>
-          <w:p>
-            <w:r>
-              <w:rPr>
-                <w:sz w:val="20"/>
-              </w:rPr>
-              <w:t>0.819</w:t>
-            </w:r>
-          </w:p>
-        </w:tc>
-        <w:tc>
-          <w:tcPr>
-            <w:tcW w:type="dxa" w:w="1440"/>
-          </w:tcPr>
-          <w:p>
-            <w:r>
-              <w:rPr>
-                <w:sz w:val="20"/>
-              </w:rPr>
-              <w:t>0.748</w:t>
-            </w:r>
-          </w:p>
-        </w:tc>
-        <w:tc>
-          <w:tcPr>
-            <w:tcW w:type="dxa" w:w="1440"/>
-          </w:tcPr>
-          <w:p>
-            <w:r>
-              <w:rPr>
-                <w:sz w:val="20"/>
-              </w:rPr>
-              <w:t>0.041</w:t>
-            </w:r>
-          </w:p>
-        </w:tc>
-      </w:tr>
-      <w:tr>
-        <w:tc>
-          <w:tcPr>
-            <w:tcW w:type="dxa" w:w="1440"/>
-          </w:tcPr>
-          <w:p>
-            <w:r>
-              <w:rPr>
-                <w:sz w:val="20"/>
-              </w:rPr>
-              <w:t>ENSEMBLE (stacked)</w:t>
-            </w:r>
-          </w:p>
-        </w:tc>
-        <w:tc>
-          <w:tcPr>
-            <w:tcW w:type="dxa" w:w="1440"/>
-          </w:tcPr>
-          <w:p>
-            <w:r>
-              <w:rPr>
-                <w:sz w:val="20"/>
-              </w:rPr>
-              <w:t>0.947</w:t>
-            </w:r>
-          </w:p>
-        </w:tc>
-        <w:tc>
-          <w:tcPr>
-            <w:tcW w:type="dxa" w:w="1440"/>
-          </w:tcPr>
-          <w:p>
-            <w:r>
-              <w:rPr>
-                <w:sz w:val="20"/>
-              </w:rPr>
-              <w:t>0.873</w:t>
-            </w:r>
-          </w:p>
-        </w:tc>
-        <w:tc>
-          <w:tcPr>
-            <w:tcW w:type="dxa" w:w="1440"/>
-          </w:tcPr>
-          <w:p>
-            <w:r>
-              <w:rPr>
-                <w:sz w:val="20"/>
-              </w:rPr>
-              <w:t>0.901</w:t>
-            </w:r>
-          </w:p>
-        </w:tc>
-        <w:tc>
-          <w:tcPr>
-            <w:tcW w:type="dxa" w:w="1440"/>
-          </w:tcPr>
-          <w:p>
-            <w:r>
-              <w:rPr>
-                <w:sz w:val="20"/>
-              </w:rPr>
-              <w:t>0.847</w:t>
-            </w:r>
-          </w:p>
-        </w:tc>
-        <w:tc>
-          <w:tcPr>
-            <w:tcW w:type="dxa" w:w="1440"/>
-          </w:tcPr>
-          <w:p>
-            <w:r>
-              <w:rPr>
-                <w:sz w:val="20"/>
-              </w:rPr>
-              <w:t>0.021</w:t>
+              <w:t>0.0958</w:t>
             </w:r>
           </w:p>
         </w:tc>

--- a/docs/Solution_Walkthrough.docx
+++ b/docs/Solution_Walkthrough.docx
@@ -3,9 +3,6 @@
 <w:document xmlns:wpc="http://schemas.microsoft.com/office/word/2010/wordprocessingCanvas" xmlns:mo="http://schemas.microsoft.com/office/mac/office/2008/main" xmlns:mc="http://schemas.openxmlformats.org/markup-compatibility/2006" xmlns:mv="urn:schemas-microsoft-com:mac:vml" xmlns:o="urn:schemas-microsoft-com:office:office" xmlns:r="http://schemas.openxmlformats.org/officeDocument/2006/relationships" xmlns:m="http://schemas.openxmlformats.org/officeDocument/2006/math" xmlns:v="urn:schemas-microsoft-com:vml" xmlns:wp14="http://schemas.microsoft.com/office/word/2010/wordprocessingDrawing" xmlns:wp="http://schemas.openxmlformats.org/drawingml/2006/wordprocessingDrawing" xmlns:w10="urn:schemas-microsoft-com:office:word" xmlns:w="http://schemas.openxmlformats.org/wordprocessingml/2006/main" xmlns:w14="http://schemas.microsoft.com/office/word/2010/wordml" xmlns:wpg="http://schemas.microsoft.com/office/word/2010/wordprocessingGroup" xmlns:wpi="http://schemas.microsoft.com/office/word/2010/wordprocessingInk" xmlns:wne="http://schemas.microsoft.com/office/word/2006/wordml" xmlns:wps="http://schemas.microsoft.com/office/word/2010/wordprocessingShape" mc:Ignorable="w14 wp14">
   <w:body>
     <w:p>
-      <w:pPr>
-        <w:jc w:val="left"/>
-      </w:pPr>
       <w:r>
         <w:rPr>
           <w:rFonts w:ascii="Inter" w:hAnsi="Inter"/>
@@ -23,13 +20,13 @@
           <w:color w:val="FF006E"/>
           <w:sz w:val="32"/>
         </w:rPr>
-        <w:t>Agentic Red-Team Lab for GenAI-Powered Payment Fraud</w:t>
+        <w:t>Agentic Red-Team Lab for GenAI Payment Fraud</w:t>
       </w:r>
     </w:p>
-    <w:p/>
     <w:p>
       <w:r>
         <w:rPr>
+          <w:rFonts w:ascii="Inter" w:hAnsi="Inter"/>
           <w:color w:val="9CA3AF"/>
           <w:sz w:val="20"/>
         </w:rPr>
@@ -39,9 +36,18 @@
     <w:p>
       <w:r>
         <w:rPr>
-          <w:color w:val="1F2230"/>
+          <w:b/>
+          <w:color w:val="F0F0F5"/>
+          <w:sz w:val="24"/>
         </w:rPr>
-        <w:t>————————————————————————————————————————</w:t>
+        <w:t xml:space="preserve">Headline: </w:t>
+      </w:r>
+      <w:r>
+        <w:rPr>
+          <w:color w:val="F0F0F5"/>
+          <w:sz w:val="24"/>
+        </w:rPr>
+        <w:t>30 GenAI payment fraud vectors identified (7 surfaces · 11/14 MITRE ATLAS tactics) · 5-model stacking ensemble (XGBoost + LightGBM + GNN + Transformer + LLM-Judge) with real-time FastAPI scoring at ~3ms p99 · closed feedback loop that re-seeds defender failures as new attack patterns (AUC climbed across iterations).</w:t>
       </w:r>
     </w:p>
     <w:p>
@@ -53,79 +59,80 @@
           <w:rFonts w:ascii="Inter" w:hAnsi="Inter"/>
           <w:color w:val="00E5FF"/>
         </w:rPr>
-        <w:t>Executive Summary</w:t>
+        <w:t>1. Architecture</w:t>
+      </w:r>
+    </w:p>
+    <w:p>
+      <w:pPr>
+        <w:jc w:val="center"/>
+      </w:pPr>
+      <w:r>
+        <w:drawing>
+          <wp:inline xmlns:a="http://schemas.openxmlformats.org/drawingml/2006/main" xmlns:pic="http://schemas.openxmlformats.org/drawingml/2006/picture">
+            <wp:extent cx="5943600" cy="4823893"/>
+            <wp:docPr id="1" name="Picture 1"/>
+            <wp:cNvGraphicFramePr>
+              <a:graphicFrameLocks noChangeAspect="1"/>
+            </wp:cNvGraphicFramePr>
+            <a:graphic>
+              <a:graphicData uri="http://schemas.openxmlformats.org/drawingml/2006/picture">
+                <pic:pic>
+                  <pic:nvPicPr>
+                    <pic:cNvPr id="0" name="architecture.png"/>
+                    <pic:cNvPicPr/>
+                  </pic:nvPicPr>
+                  <pic:blipFill>
+                    <a:blip r:embed="rId9"/>
+                    <a:stretch>
+                      <a:fillRect/>
+                    </a:stretch>
+                  </pic:blipFill>
+                  <pic:spPr>
+                    <a:xfrm>
+                      <a:off x="0" y="0"/>
+                      <a:ext cx="5943600" cy="4823893"/>
+                    </a:xfrm>
+                    <a:prstGeom prst="rect"/>
+                  </pic:spPr>
+                </pic:pic>
+              </a:graphicData>
+            </a:graphic>
+          </wp:inline>
+        </w:drawing>
       </w:r>
     </w:p>
     <w:p>
       <w:r>
         <w:rPr>
           <w:rFonts w:ascii="Inter" w:hAnsi="Inter"/>
+          <w:color w:val="F0F0F5"/>
+          <w:sz w:val="22"/>
         </w:rPr>
-        <w:t>PaySentinel is an end-to-end red-team / blue-team system for GenAI-powered payment fraud. It identifies novel attack vectors, generates realistic simulations at scale, and trains an ensemble detector — all in a closed feedback loop where the defender's misses become the seed corpus for the next round of attacks.</w:t>
+        <w:t>Four pillars, one loop. Web prototype (Next.js 14) talks to Identify API (:8003) and Defend API (:8002).</w:t>
       </w:r>
     </w:p>
     <w:p>
       <w:r>
         <w:rPr>
-          <w:rFonts w:ascii="Inter" w:hAnsi="Inter"/>
-          <w:b/>
+          <w:rFonts w:ascii="JetBrains Mono" w:hAnsi="JetBrains Mono"/>
+          <w:color w:val="A78BFA"/>
+          <w:sz w:val="18"/>
         </w:rPr>
-        <w:t>Key results:</w:t>
-      </w:r>
-    </w:p>
-    <w:p>
-      <w:pPr>
-        <w:pStyle w:val="ListBullet"/>
-      </w:pPr>
-      <w:r>
-        <w:rPr>
-          <w:rFonts w:ascii="Inter" w:hAnsi="Inter"/>
-        </w:rPr>
-        <w:t>30 distinct GenAI payment fraud vectors catalogued across 7 attack surfaces.</w:t>
-      </w:r>
-    </w:p>
-    <w:p>
-      <w:pPr>
-        <w:pStyle w:val="ListBullet"/>
-      </w:pPr>
-      <w:r>
-        <w:rPr>
-          <w:rFonts w:ascii="Inter" w:hAnsi="Inter"/>
-        </w:rPr>
-        <w:t>5,840 synthetic transactions + 220 narrative artifacts generated with multi-model synthesis (CTGAN + TabDDPM + LLM agents) and validated on a 3-axis fidelity harness.</w:t>
-      </w:r>
-    </w:p>
-    <w:p>
-      <w:pPr>
-        <w:pStyle w:val="ListBullet"/>
-      </w:pPr>
-      <w:r>
-        <w:rPr>
-          <w:rFonts w:ascii="Inter" w:hAnsi="Inter"/>
-        </w:rPr>
-        <w:t>5-model stacking ensemble (XGBoost + LightGBM + heterogeneous GNN + Transformer sequence + LLM-as-Judge) reaches AUC 0.947, F1 0.873, FP-rate 0.021 at 50k transactions.</w:t>
-      </w:r>
-    </w:p>
-    <w:p>
-      <w:pPr>
-        <w:pStyle w:val="ListBullet"/>
-      </w:pPr>
-      <w:r>
-        <w:rPr>
-          <w:rFonts w:ascii="Inter" w:hAnsi="Inter"/>
-        </w:rPr>
-        <w:t>Closed loop delivers +0.083 AUC improvement across 3 iterations by re-seeding the defender's failure cases as new attack patterns.</w:t>
-      </w:r>
-    </w:p>
-    <w:p>
-      <w:pPr>
-        <w:pStyle w:val="ListBullet"/>
-      </w:pPr>
-      <w:r>
-        <w:rPr>
-          <w:rFonts w:ascii="Inter" w:hAnsi="Inter"/>
-        </w:rPr>
-        <w:t>Real-time FastAPI scoring service with sub-50 ms p99 latency target.</w:t>
+        <w:t>paysentinel/</w:t>
+        <w:br/>
+        <w:t>├── identify/     # 30 attack vectors + CLI + API</w:t>
+        <w:br/>
+        <w:t>├── generate/     # CTGAN/TabDDPM + LLM agents + fidelity eval</w:t>
+        <w:br/>
+        <w:t>├── defend/       # 5-model ensemble + FastAPI /score</w:t>
+        <w:br/>
+        <w:t>├── closed_loop/  # Generate → Defend → failure-seeded iteration</w:t>
+        <w:br/>
+        <w:t>├── webapp/       # Next.js 14 prototype (7 pages)</w:t>
+        <w:br/>
+        <w:t>├── data/         # base PaySim + synthetic outputs</w:t>
+        <w:br/>
+        <w:t>└── docs/         # figures + this writeup</w:t>
       </w:r>
     </w:p>
     <w:p>
@@ -137,27 +144,17 @@
           <w:rFonts w:ascii="Inter" w:hAnsi="Inter"/>
           <w:color w:val="00E5FF"/>
         </w:rPr>
-        <w:t>1. Novel Fraud Attacks Identified</w:t>
+        <w:t>2. Novel Fraud Attacks Identified</w:t>
       </w:r>
     </w:p>
     <w:p>
       <w:r>
         <w:rPr>
           <w:rFonts w:ascii="Inter" w:hAnsi="Inter"/>
+          <w:color w:val="F0F0F5"/>
+          <w:sz w:val="22"/>
         </w:rPr>
-        <w:t>The Identify pillar catalogues 30 attack vectors, each grounded in a documented incident or vendor threat report, mapped to MITRE ATLAS tactics, with indicators of compromise and suggested defenses. Full details in identify/ATTACK_CATALOG.md and identify/catalog.json.</w:t>
-      </w:r>
-    </w:p>
-    <w:p>
-      <w:pPr>
-        <w:pStyle w:val="Heading2"/>
-      </w:pPr>
-      <w:r>
-        <w:rPr>
-          <w:rFonts w:ascii="Inter" w:hAnsi="Inter"/>
-          <w:color w:val="00E5FF"/>
-        </w:rPr>
-        <w:t>Coverage by attack surface</w:t>
+        <w:t>30 attack vectors across 7 surfaces. Full details: identify/ATTACK_CATALOG.md (markdown) + identify/catalog.json (machine-readable). Each attack has real case, mechanics, IOCs, suggested defense, MITRE ATLAS mapping.</w:t>
       </w:r>
     </w:p>
     <w:tbl>
@@ -167,15 +164,15 @@
         <w:tblLook w:firstColumn="1" w:firstRow="1" w:lastColumn="0" w:lastRow="0" w:noHBand="0" w:noVBand="1" w:val="04A0"/>
       </w:tblPr>
       <w:tblGrid>
-        <w:gridCol w:w="2880"/>
-        <w:gridCol w:w="2880"/>
-        <w:gridCol w:w="2880"/>
+        <w:gridCol w:w="2160"/>
+        <w:gridCol w:w="2160"/>
+        <w:gridCol w:w="2160"/>
+        <w:gridCol w:w="2160"/>
       </w:tblGrid>
       <w:tr>
         <w:tc>
           <w:tcPr>
-            <w:tcW w:type="dxa" w:w="2880"/>
-            <w:shd w:fill="11131A"/>
+            <w:tcW w:type="dxa" w:w="2160"/>
           </w:tcPr>
           <w:p>
             <w:r>
@@ -190,8 +187,7 @@
         </w:tc>
         <w:tc>
           <w:tcPr>
-            <w:tcW w:type="dxa" w:w="2880"/>
-            <w:shd w:fill="11131A"/>
+            <w:tcW w:type="dxa" w:w="2160"/>
           </w:tcPr>
           <w:p>
             <w:r>
@@ -206,8 +202,7 @@
         </w:tc>
         <w:tc>
           <w:tcPr>
-            <w:tcW w:type="dxa" w:w="2880"/>
-            <w:shd w:fill="11131A"/>
+            <w:tcW w:type="dxa" w:w="2160"/>
           </w:tcPr>
           <w:p>
             <w:r>
@@ -216,7 +211,22 @@
                 <w:color w:val="FFFFFF"/>
                 <w:sz w:val="20"/>
               </w:rPr>
-              <w:t>Examples</w:t>
+              <w:t>Severity</w:t>
+            </w:r>
+          </w:p>
+        </w:tc>
+        <w:tc>
+          <w:tcPr>
+            <w:tcW w:type="dxa" w:w="2160"/>
+          </w:tcPr>
+          <w:p>
+            <w:r>
+              <w:rPr>
+                <w:b/>
+                <w:color w:val="FFFFFF"/>
+                <w:sz w:val="20"/>
+              </w:rPr>
+              <w:t>Example (with real case)</w:t>
             </w:r>
           </w:p>
         </w:tc>
@@ -224,7 +234,7 @@
       <w:tr>
         <w:tc>
           <w:tcPr>
-            <w:tcW w:type="dxa" w:w="2880"/>
+            <w:tcW w:type="dxa" w:w="2160"/>
           </w:tcPr>
           <w:p>
             <w:r>
@@ -237,7 +247,7 @@
         </w:tc>
         <w:tc>
           <w:tcPr>
-            <w:tcW w:type="dxa" w:w="2880"/>
+            <w:tcW w:type="dxa" w:w="2160"/>
           </w:tcPr>
           <w:p>
             <w:r>
@@ -250,14 +260,27 @@
         </w:tc>
         <w:tc>
           <w:tcPr>
-            <w:tcW w:type="dxa" w:w="2880"/>
+            <w:tcW w:type="dxa" w:w="2160"/>
           </w:tcPr>
           <w:p>
             <w:r>
               <w:rPr>
                 <w:sz w:val="20"/>
               </w:rPr>
-              <w:t>CFO deepfake (Arup $25M), IVR/KYC bypass, family-emergency scam</w:t>
+              <w:t>critical/high</w:t>
+            </w:r>
+          </w:p>
+        </w:tc>
+        <w:tc>
+          <w:tcPr>
+            <w:tcW w:type="dxa" w:w="2160"/>
+          </w:tcPr>
+          <w:p>
+            <w:r>
+              <w:rPr>
+                <w:sz w:val="20"/>
+              </w:rPr>
+              <w:t>CFO voice deepfake (Arup $25M, 2024)</w:t>
             </w:r>
           </w:p>
         </w:tc>
@@ -265,7 +288,7 @@
       <w:tr>
         <w:tc>
           <w:tcPr>
-            <w:tcW w:type="dxa" w:w="2880"/>
+            <w:tcW w:type="dxa" w:w="2160"/>
           </w:tcPr>
           <w:p>
             <w:r>
@@ -278,7 +301,7 @@
         </w:tc>
         <w:tc>
           <w:tcPr>
-            <w:tcW w:type="dxa" w:w="2880"/>
+            <w:tcW w:type="dxa" w:w="2160"/>
           </w:tcPr>
           <w:p>
             <w:r>
@@ -291,14 +314,27 @@
         </w:tc>
         <w:tc>
           <w:tcPr>
-            <w:tcW w:type="dxa" w:w="2880"/>
+            <w:tcW w:type="dxa" w:w="2160"/>
           </w:tcPr>
           <w:p>
             <w:r>
               <w:rPr>
                 <w:sz w:val="20"/>
               </w:rPr>
-              <w:t>Real-time deepfake video conference (Ferrari), selfie-KYC bypass</w:t>
+              <w:t>critical/high</w:t>
+            </w:r>
+          </w:p>
+        </w:tc>
+        <w:tc>
+          <w:tcPr>
+            <w:tcW w:type="dxa" w:w="2160"/>
+          </w:tcPr>
+          <w:p>
+            <w:r>
+              <w:rPr>
+                <w:sz w:val="20"/>
+              </w:rPr>
+              <w:t>Real-time deepfake video conf (Ferrari CEO)</w:t>
             </w:r>
           </w:p>
         </w:tc>
@@ -306,7 +342,7 @@
       <w:tr>
         <w:tc>
           <w:tcPr>
-            <w:tcW w:type="dxa" w:w="2880"/>
+            <w:tcW w:type="dxa" w:w="2160"/>
           </w:tcPr>
           <w:p>
             <w:r>
@@ -319,7 +355,7 @@
         </w:tc>
         <w:tc>
           <w:tcPr>
-            <w:tcW w:type="dxa" w:w="2880"/>
+            <w:tcW w:type="dxa" w:w="2160"/>
           </w:tcPr>
           <w:p>
             <w:r>
@@ -332,14 +368,27 @@
         </w:tc>
         <w:tc>
           <w:tcPr>
-            <w:tcW w:type="dxa" w:w="2880"/>
+            <w:tcW w:type="dxa" w:w="2160"/>
           </w:tcPr>
           <w:p>
             <w:r>
               <w:rPr>
                 <w:sz w:val="20"/>
               </w:rPr>
-              <w:t>Synthetic identity stitching (80% of CC losses), AI-forged documents</w:t>
+              <w:t>critical/high</w:t>
+            </w:r>
+          </w:p>
+        </w:tc>
+        <w:tc>
+          <w:tcPr>
+            <w:tcW w:type="dxa" w:w="2160"/>
+          </w:tcPr>
+          <w:p>
+            <w:r>
+              <w:rPr>
+                <w:sz w:val="20"/>
+              </w:rPr>
+              <w:t>Synthetic identity stitching (80% of CC losses)</w:t>
             </w:r>
           </w:p>
         </w:tc>
@@ -347,7 +396,7 @@
       <w:tr>
         <w:tc>
           <w:tcPr>
-            <w:tcW w:type="dxa" w:w="2880"/>
+            <w:tcW w:type="dxa" w:w="2160"/>
           </w:tcPr>
           <w:p>
             <w:r>
@@ -360,7 +409,7 @@
         </w:tc>
         <w:tc>
           <w:tcPr>
-            <w:tcW w:type="dxa" w:w="2880"/>
+            <w:tcW w:type="dxa" w:w="2160"/>
           </w:tcPr>
           <w:p>
             <w:r>
@@ -373,14 +422,27 @@
         </w:tc>
         <w:tc>
           <w:tcPr>
-            <w:tcW w:type="dxa" w:w="2880"/>
+            <w:tcW w:type="dxa" w:w="2160"/>
           </w:tcPr>
           <w:p>
             <w:r>
               <w:rPr>
                 <w:sz w:val="20"/>
               </w:rPr>
-              <w:t>LLM spear phishing, ScamAgent multi-turn, quishing, voice bot</w:t>
+              <w:t>critical/high</w:t>
+            </w:r>
+          </w:p>
+        </w:tc>
+        <w:tc>
+          <w:tcPr>
+            <w:tcW w:type="dxa" w:w="2160"/>
+          </w:tcPr>
+          <w:p>
+            <w:r>
+              <w:rPr>
+                <w:sz w:val="20"/>
+              </w:rPr>
+              <w:t>Multi-Turn ScamAgent (arXiv 2508.06457)</w:t>
             </w:r>
           </w:p>
         </w:tc>
@@ -388,20 +450,20 @@
       <w:tr>
         <w:tc>
           <w:tcPr>
-            <w:tcW w:type="dxa" w:w="2880"/>
+            <w:tcW w:type="dxa" w:w="2160"/>
           </w:tcPr>
           <w:p>
             <w:r>
               <w:rPr>
                 <w:sz w:val="20"/>
               </w:rPr>
-              <w:t>Transaction-Level</w:t>
+              <w:t>Transaction</w:t>
             </w:r>
           </w:p>
         </w:tc>
         <w:tc>
           <w:tcPr>
-            <w:tcW w:type="dxa" w:w="2880"/>
+            <w:tcW w:type="dxa" w:w="2160"/>
           </w:tcPr>
           <w:p>
             <w:r>
@@ -414,14 +476,27 @@
         </w:tc>
         <w:tc>
           <w:tcPr>
-            <w:tcW w:type="dxa" w:w="2880"/>
+            <w:tcW w:type="dxa" w:w="2160"/>
           </w:tcPr>
           <w:p>
             <w:r>
               <w:rPr>
                 <w:sz w:val="20"/>
               </w:rPr>
-              <w:t>Micro-split laundering, card testing, AI chargeback evidence</w:t>
+              <w:t>high</w:t>
+            </w:r>
+          </w:p>
+        </w:tc>
+        <w:tc>
+          <w:tcPr>
+            <w:tcW w:type="dxa" w:w="2160"/>
+          </w:tcPr>
+          <w:p>
+            <w:r>
+              <w:rPr>
+                <w:sz w:val="20"/>
+              </w:rPr>
+              <w:t>Micro-split laundering (FATF typology)</w:t>
             </w:r>
           </w:p>
         </w:tc>
@@ -429,7 +504,7 @@
       <w:tr>
         <w:tc>
           <w:tcPr>
-            <w:tcW w:type="dxa" w:w="2880"/>
+            <w:tcW w:type="dxa" w:w="2160"/>
           </w:tcPr>
           <w:p>
             <w:r>
@@ -442,7 +517,7 @@
         </w:tc>
         <w:tc>
           <w:tcPr>
-            <w:tcW w:type="dxa" w:w="2880"/>
+            <w:tcW w:type="dxa" w:w="2160"/>
           </w:tcPr>
           <w:p>
             <w:r>
@@ -455,14 +530,27 @@
         </w:tc>
         <w:tc>
           <w:tcPr>
-            <w:tcW w:type="dxa" w:w="2880"/>
+            <w:tcW w:type="dxa" w:w="2160"/>
           </w:tcPr>
           <w:p>
             <w:r>
               <w:rPr>
                 <w:sz w:val="20"/>
               </w:rPr>
-              <w:t>Rogue AI shopping agent, agent prompt injection, cross-agent collusion</w:t>
+              <w:t>critical/high</w:t>
+            </w:r>
+          </w:p>
+        </w:tc>
+        <w:tc>
+          <w:tcPr>
+            <w:tcW w:type="dxa" w:w="2160"/>
+          </w:tcPr>
+          <w:p>
+            <w:r>
+              <w:rPr>
+                <w:sz w:val="20"/>
+              </w:rPr>
+              <w:t>Rogue AI shopping agent (Incode 2026)</w:t>
             </w:r>
           </w:p>
         </w:tc>
@@ -470,7 +558,7 @@
       <w:tr>
         <w:tc>
           <w:tcPr>
-            <w:tcW w:type="dxa" w:w="2880"/>
+            <w:tcW w:type="dxa" w:w="2160"/>
           </w:tcPr>
           <w:p>
             <w:r>
@@ -483,7 +571,7 @@
         </w:tc>
         <w:tc>
           <w:tcPr>
-            <w:tcW w:type="dxa" w:w="2880"/>
+            <w:tcW w:type="dxa" w:w="2160"/>
           </w:tcPr>
           <w:p>
             <w:r>
@@ -496,14 +584,27 @@
         </w:tc>
         <w:tc>
           <w:tcPr>
-            <w:tcW w:type="dxa" w:w="2880"/>
+            <w:tcW w:type="dxa" w:w="2160"/>
           </w:tcPr>
           <w:p>
             <w:r>
               <w:rPr>
                 <w:sz w:val="20"/>
               </w:rPr>
-              <w:t>Poisoned RAG, model API key theft, jailbroken fraud LLMs</w:t>
+              <w:t>high</w:t>
+            </w:r>
+          </w:p>
+        </w:tc>
+        <w:tc>
+          <w:tcPr>
+            <w:tcW w:type="dxa" w:w="2160"/>
+          </w:tcPr>
+          <w:p>
+            <w:r>
+              <w:rPr>
+                <w:sz w:val="20"/>
+              </w:rPr>
+              <w:t>Jailbroken FraudGPT / WormGPT</w:t>
             </w:r>
           </w:p>
         </w:tc>
@@ -511,22 +612,41 @@
     </w:tbl>
     <w:p>
       <w:pPr>
-        <w:pStyle w:val="Heading2"/>
+        <w:jc w:val="center"/>
       </w:pPr>
       <w:r>
-        <w:rPr>
-          <w:rFonts w:ascii="Inter" w:hAnsi="Inter"/>
-          <w:color w:val="00E5FF"/>
-        </w:rPr>
-        <w:t>MITRE ATLAS tactic coverage</w:t>
-      </w:r>
-    </w:p>
-    <w:p>
-      <w:r>
-        <w:rPr>
-          <w:rFonts w:ascii="Inter" w:hAnsi="Inter"/>
-        </w:rPr>
-        <w:t>11 of 14 ATLAS tactics touched. The full coverage map (tactic × severity) is rendered live in the Identify page of the web prototype.</w:t>
+        <w:drawing>
+          <wp:inline xmlns:a="http://schemas.openxmlformats.org/drawingml/2006/main" xmlns:pic="http://schemas.openxmlformats.org/drawingml/2006/picture">
+            <wp:extent cx="5943600" cy="9873473"/>
+            <wp:docPr id="2" name="Picture 2"/>
+            <wp:cNvGraphicFramePr>
+              <a:graphicFrameLocks noChangeAspect="1"/>
+            </wp:cNvGraphicFramePr>
+            <a:graphic>
+              <a:graphicData uri="http://schemas.openxmlformats.org/drawingml/2006/picture">
+                <pic:pic>
+                  <pic:nvPicPr>
+                    <pic:cNvPr id="0" name="attack_surfaces.png"/>
+                    <pic:cNvPicPr/>
+                  </pic:nvPicPr>
+                  <pic:blipFill>
+                    <a:blip r:embed="rId10"/>
+                    <a:stretch>
+                      <a:fillRect/>
+                    </a:stretch>
+                  </pic:blipFill>
+                  <pic:spPr>
+                    <a:xfrm>
+                      <a:off x="0" y="0"/>
+                      <a:ext cx="5943600" cy="9873473"/>
+                    </a:xfrm>
+                    <a:prstGeom prst="rect"/>
+                  </pic:spPr>
+                </pic:pic>
+              </a:graphicData>
+            </a:graphic>
+          </wp:inline>
+        </w:drawing>
       </w:r>
     </w:p>
     <w:p>
@@ -538,173 +658,17 @@
           <w:rFonts w:ascii="Inter" w:hAnsi="Inter"/>
           <w:color w:val="00E5FF"/>
         </w:rPr>
-        <w:t>2. Generation &amp; Simulation</w:t>
+        <w:t>3. Generation &amp; Simulation</w:t>
       </w:r>
     </w:p>
     <w:p>
       <w:r>
         <w:rPr>
           <w:rFonts w:ascii="Inter" w:hAnsi="Inter"/>
+          <w:color w:val="F0F0F5"/>
+          <w:sz w:val="22"/>
         </w:rPr>
-        <w:t>The Generate pillar produces realistic synthetic fraud data for both transaction-level and narrative-level attacks. Two backends operate in tandem.</w:t>
-      </w:r>
-    </w:p>
-    <w:p>
-      <w:pPr>
-        <w:pStyle w:val="Heading2"/>
-      </w:pPr>
-      <w:r>
-        <w:rPr>
-          <w:rFonts w:ascii="Inter" w:hAnsi="Inter"/>
-          <w:color w:val="00E5FF"/>
-        </w:rPr>
-        <w:t>Transaction synthesis</w:t>
-      </w:r>
-    </w:p>
-    <w:p>
-      <w:r>
-        <w:rPr>
-          <w:rFonts w:ascii="Inter" w:hAnsi="Inter"/>
-        </w:rPr>
-        <w:t>Statistical generators (CTGAN via sdv + TabDDPM diffusion) learn the joint distribution of real transactions from PaySim and IEEE-CIS. On top of this, three explicit pattern injectors stamp in real fraud shapes:</w:t>
-      </w:r>
-    </w:p>
-    <w:p>
-      <w:pPr>
-        <w:pStyle w:val="ListBullet"/>
-      </w:pPr>
-      <w:r>
-        <w:rPr>
-          <w:rFonts w:ascii="Inter" w:hAnsi="Inter"/>
-        </w:rPr>
-        <w:t>micro_split — N sources → many destinations, sub-threshold amounts (PSF-017)</w:t>
-      </w:r>
-    </w:p>
-    <w:p>
-      <w:pPr>
-        <w:pStyle w:val="ListBullet"/>
-      </w:pPr>
-      <w:r>
-        <w:rPr>
-          <w:rFonts w:ascii="Inter" w:hAnsi="Inter"/>
-        </w:rPr>
-        <w:t>card_testing — rapid-fire micro-amounts across many merchants (PSF-018)</w:t>
-      </w:r>
-    </w:p>
-    <w:p>
-      <w:pPr>
-        <w:pStyle w:val="ListBullet"/>
-      </w:pPr>
-      <w:r>
-        <w:rPr>
-          <w:rFonts w:ascii="Inter" w:hAnsi="Inter"/>
-        </w:rPr>
-        <w:t>money_mule — fan-out through synthetic intermediary accounts (PSF-026)</w:t>
-      </w:r>
-    </w:p>
-    <w:p>
-      <w:pPr>
-        <w:pStyle w:val="Heading2"/>
-      </w:pPr>
-      <w:r>
-        <w:rPr>
-          <w:rFonts w:ascii="Inter" w:hAnsi="Inter"/>
-          <w:color w:val="00E5FF"/>
-        </w:rPr>
-        <w:t>Narrative synthesis</w:t>
-      </w:r>
-    </w:p>
-    <w:p>
-      <w:r>
-        <w:rPr>
-          <w:rFonts w:ascii="Inter" w:hAnsi="Inter"/>
-        </w:rPr>
-        <w:t>Five LLM-powered generators produce the non-transactional artifacts an attacker would actually create: phishing emails (PSF-013/015), scam call scripts (PSF-003/014/016), synthetic identity profiles (PSF-009), KYC document descriptors (PSF-010), and rogue AI agent trajectories (PSF-022/023). Backend router: Anthropic Claude Sonnet 4.5 (primary) → template-based deterministic fallback.</w:t>
-      </w:r>
-    </w:p>
-    <w:p>
-      <w:pPr>
-        <w:pStyle w:val="Heading2"/>
-      </w:pPr>
-      <w:r>
-        <w:rPr>
-          <w:rFonts w:ascii="Inter" w:hAnsi="Inter"/>
-          <w:color w:val="00E5FF"/>
-        </w:rPr>
-        <w:t>3-axis fidelity validation</w:t>
-      </w:r>
-    </w:p>
-    <w:p>
-      <w:r>
-        <w:rPr>
-          <w:rFonts w:ascii="Inter" w:hAnsi="Inter"/>
-        </w:rPr>
-        <w:t>Generated data is validated on three axes — addressing the gap noted in arXiv 2604.13125 ("Synthetic Tabular Generators Fail to Preserve Behavioral Fraud Patterns"):</w:t>
-      </w:r>
-    </w:p>
-    <w:p>
-      <w:pPr>
-        <w:pStyle w:val="ListBullet"/>
-      </w:pPr>
-      <w:r>
-        <w:rPr>
-          <w:rFonts w:ascii="Inter" w:hAnsi="Inter"/>
-        </w:rPr>
-        <w:t>Statistical — column-wise Kolmogorov-Smirnov + Wasserstein distance + correlation-matrix preservation.</w:t>
-      </w:r>
-    </w:p>
-    <w:p>
-      <w:pPr>
-        <w:pStyle w:val="ListBullet"/>
-      </w:pPr>
-      <w:r>
-        <w:rPr>
-          <w:rFonts w:ascii="Inter" w:hAnsi="Inter"/>
-        </w:rPr>
-        <w:t>Behavioral — fraud-specific pattern preservation (smurfing score, mule-flow score, fraud-amount ratio).</w:t>
-      </w:r>
-    </w:p>
-    <w:p>
-      <w:pPr>
-        <w:pStyle w:val="ListBullet"/>
-      </w:pPr>
-      <w:r>
-        <w:rPr>
-          <w:rFonts w:ascii="Inter" w:hAnsi="Inter"/>
-        </w:rPr>
-        <w:t>Task-level — train detector on synthetic data, evaluate on held-out real data; high transfer AUC = generated data is realistic enough to be useful.</w:t>
-      </w:r>
-    </w:p>
-    <w:p>
-      <w:pPr>
-        <w:pStyle w:val="Heading1"/>
-      </w:pPr>
-      <w:r>
-        <w:rPr>
-          <w:rFonts w:ascii="Inter" w:hAnsi="Inter"/>
-          <w:color w:val="00E5FF"/>
-        </w:rPr>
-        <w:t>3. Detection &amp; Mitigation Model</w:t>
-      </w:r>
-    </w:p>
-    <w:p>
-      <w:r>
-        <w:rPr>
-          <w:rFonts w:ascii="Inter" w:hAnsi="Inter"/>
-        </w:rPr>
-        <w:t>The Defend pillar stacks five diverse models. Each catches a different failure mode; the ensemble is strictly better than any single model.</w:t>
-      </w:r>
-    </w:p>
-    <w:p>
-      <w:pPr>
-        <w:pStyle w:val="Heading2"/>
-      </w:pPr>
-      <w:r>
-        <w:rPr>
-          <w:rFonts w:ascii="Inter" w:hAnsi="Inter"/>
-          <w:color w:val="00E5FF"/>
-        </w:rPr>
-        <w:t>Ensemble members</w:t>
+        <w:t>Two backends, one fidelity harness. Statistical generators learn joint distributions from real PaySim/IEEE-CIS transactions; pattern injectors stamp in known fraud shapes; LLM agents generate narrative artifacts.</w:t>
       </w:r>
     </w:p>
     <w:tbl>
@@ -714,31 +678,15 @@
         <w:tblLook w:firstColumn="1" w:firstRow="1" w:lastColumn="0" w:lastRow="0" w:noHBand="0" w:noVBand="1" w:val="04A0"/>
       </w:tblPr>
       <w:tblGrid>
-        <w:gridCol w:w="2880"/>
-        <w:gridCol w:w="2880"/>
-        <w:gridCol w:w="2880"/>
+        <w:gridCol w:w="2160"/>
+        <w:gridCol w:w="2160"/>
+        <w:gridCol w:w="2160"/>
+        <w:gridCol w:w="2160"/>
       </w:tblGrid>
       <w:tr>
         <w:tc>
           <w:tcPr>
-            <w:tcW w:type="dxa" w:w="2880"/>
-            <w:shd w:fill="11131A"/>
-          </w:tcPr>
-          <w:p>
-            <w:r>
-              <w:rPr>
-                <w:b/>
-                <w:color w:val="FFFFFF"/>
-                <w:sz w:val="20"/>
-              </w:rPr>
-              <w:t>Model</w:t>
-            </w:r>
-          </w:p>
-        </w:tc>
-        <w:tc>
-          <w:tcPr>
-            <w:tcW w:type="dxa" w:w="2880"/>
-            <w:shd w:fill="11131A"/>
+            <w:tcW w:type="dxa" w:w="2160"/>
           </w:tcPr>
           <w:p>
             <w:r>
@@ -753,8 +701,7 @@
         </w:tc>
         <w:tc>
           <w:tcPr>
-            <w:tcW w:type="dxa" w:w="2880"/>
-            <w:shd w:fill="11131A"/>
+            <w:tcW w:type="dxa" w:w="2160"/>
           </w:tcPr>
           <w:p>
             <w:r>
@@ -763,7 +710,37 @@
                 <w:color w:val="FFFFFF"/>
                 <w:sz w:val="20"/>
               </w:rPr>
-              <w:t>What it catches</w:t>
+              <w:t>Backend</w:t>
+            </w:r>
+          </w:p>
+        </w:tc>
+        <w:tc>
+          <w:tcPr>
+            <w:tcW w:type="dxa" w:w="2160"/>
+          </w:tcPr>
+          <w:p>
+            <w:r>
+              <w:rPr>
+                <w:b/>
+                <w:color w:val="FFFFFF"/>
+                <w:sz w:val="20"/>
+              </w:rPr>
+              <w:t>Output</w:t>
+            </w:r>
+          </w:p>
+        </w:tc>
+        <w:tc>
+          <w:tcPr>
+            <w:tcW w:type="dxa" w:w="2160"/>
+          </w:tcPr>
+          <w:p>
+            <w:r>
+              <w:rPr>
+                <w:b/>
+                <w:color w:val="FFFFFF"/>
+                <w:sz w:val="20"/>
+              </w:rPr>
+              <w:t>Fidelity check</w:t>
             </w:r>
           </w:p>
         </w:tc>
@@ -771,40 +748,53 @@
       <w:tr>
         <w:tc>
           <w:tcPr>
-            <w:tcW w:type="dxa" w:w="2880"/>
+            <w:tcW w:type="dxa" w:w="2160"/>
           </w:tcPr>
           <w:p>
             <w:r>
               <w:rPr>
                 <w:sz w:val="20"/>
               </w:rPr>
-              <w:t>XGBoost</w:t>
+              <w:t>Transactions</w:t>
             </w:r>
           </w:p>
         </w:tc>
         <w:tc>
           <w:tcPr>
-            <w:tcW w:type="dxa" w:w="2880"/>
+            <w:tcW w:type="dxa" w:w="2160"/>
           </w:tcPr>
           <w:p>
             <w:r>
               <w:rPr>
                 <w:sz w:val="20"/>
               </w:rPr>
-              <w:t>Tabular boosting</w:t>
+              <w:t>CTGAN (sdv) + TabDDPM</w:t>
             </w:r>
           </w:p>
         </w:tc>
         <w:tc>
           <w:tcPr>
-            <w:tcW w:type="dxa" w:w="2880"/>
+            <w:tcW w:type="dxa" w:w="2160"/>
           </w:tcPr>
           <w:p>
             <w:r>
               <w:rPr>
                 <w:sz w:val="20"/>
               </w:rPr>
-              <w:t>Hand-crafted feature interactions (smurfing, drain, velocity)</w:t>
+              <w:t>1,350+ synthetic txns with fraud labels</w:t>
+            </w:r>
+          </w:p>
+        </w:tc>
+        <w:tc>
+          <w:tcPr>
+            <w:tcW w:type="dxa" w:w="2160"/>
+          </w:tcPr>
+          <w:p>
+            <w:r>
+              <w:rPr>
+                <w:sz w:val="20"/>
+              </w:rPr>
+              <w:t>KS + Wasserstein + correlation</w:t>
             </w:r>
           </w:p>
         </w:tc>
@@ -812,40 +802,53 @@
       <w:tr>
         <w:tc>
           <w:tcPr>
-            <w:tcW w:type="dxa" w:w="2880"/>
+            <w:tcW w:type="dxa" w:w="2160"/>
           </w:tcPr>
           <w:p>
             <w:r>
               <w:rPr>
                 <w:sz w:val="20"/>
               </w:rPr>
-              <w:t>LightGBM</w:t>
+              <w:t>Narrative</w:t>
             </w:r>
           </w:p>
         </w:tc>
         <w:tc>
           <w:tcPr>
-            <w:tcW w:type="dxa" w:w="2880"/>
+            <w:tcW w:type="dxa" w:w="2160"/>
           </w:tcPr>
           <w:p>
             <w:r>
               <w:rPr>
                 <w:sz w:val="20"/>
               </w:rPr>
-              <w:t>Tabular boosting</w:t>
+              <w:t>Anthropic Sonnet 4.5 + template fallback</w:t>
             </w:r>
           </w:p>
         </w:tc>
         <w:tc>
           <w:tcPr>
-            <w:tcW w:type="dxa" w:w="2880"/>
+            <w:tcW w:type="dxa" w:w="2160"/>
           </w:tcPr>
           <w:p>
             <w:r>
               <w:rPr>
                 <w:sz w:val="20"/>
               </w:rPr>
-              <w:t>Same family, different splitting strategy; decorrelated errors</w:t>
+              <w:t>220+ phishing/scam/identity/agent artifacts</w:t>
+            </w:r>
+          </w:p>
+        </w:tc>
+        <w:tc>
+          <w:tcPr>
+            <w:tcW w:type="dxa" w:w="2160"/>
+          </w:tcPr>
+          <w:p>
+            <w:r>
+              <w:rPr>
+                <w:sz w:val="20"/>
+              </w:rPr>
+              <w:t>Structural markers + heuristic judge</w:t>
             </w:r>
           </w:p>
         </w:tc>
@@ -853,137 +856,127 @@
       <w:tr>
         <w:tc>
           <w:tcPr>
-            <w:tcW w:type="dxa" w:w="2880"/>
+            <w:tcW w:type="dxa" w:w="2160"/>
           </w:tcPr>
           <w:p>
             <w:r>
               <w:rPr>
                 <w:sz w:val="20"/>
               </w:rPr>
-              <w:t>Heterogeneous GNN</w:t>
+              <w:t>Voice</w:t>
             </w:r>
           </w:p>
         </w:tc>
         <w:tc>
           <w:tcPr>
-            <w:tcW w:type="dxa" w:w="2880"/>
+            <w:tcW w:type="dxa" w:w="2160"/>
           </w:tcPr>
           <w:p>
             <w:r>
               <w:rPr>
                 <w:sz w:val="20"/>
               </w:rPr>
-              <w:t>GraphSAGE on bipartite (account × merchant)</w:t>
+              <w:t>Heuristic descriptors (no audio — privacy-safe)</w:t>
             </w:r>
           </w:p>
         </w:tc>
         <w:tc>
           <w:tcPr>
-            <w:tcW w:type="dxa" w:w="2880"/>
+            <w:tcW w:type="dxa" w:w="2160"/>
           </w:tcPr>
           <w:p>
             <w:r>
               <w:rPr>
                 <w:sz w:val="20"/>
               </w:rPr>
-              <w:t>Cross-account fraud rings, mule networks</w:t>
+              <w:t>30+ call session descriptors</w:t>
             </w:r>
           </w:p>
         </w:tc>
-      </w:tr>
-      <w:tr>
         <w:tc>
           <w:tcPr>
-            <w:tcW w:type="dxa" w:w="2880"/>
+            <w:tcW w:type="dxa" w:w="2160"/>
           </w:tcPr>
           <w:p>
             <w:r>
               <w:rPr>
                 <w:sz w:val="20"/>
               </w:rPr>
-              <w:t>Transformer sequence</w:t>
-            </w:r>
-          </w:p>
-        </w:tc>
-        <w:tc>
-          <w:tcPr>
-            <w:tcW w:type="dxa" w:w="2880"/>
-          </w:tcPr>
-          <w:p>
-            <w:r>
-              <w:rPr>
-                <w:sz w:val="20"/>
-              </w:rPr>
-              <w:t>2-layer encoder over per-cardholder txns</w:t>
-            </w:r>
-          </w:p>
-        </w:tc>
-        <w:tc>
-          <w:tcPr>
-            <w:tcW w:type="dxa" w:w="2880"/>
-          </w:tcPr>
-          <w:p>
-            <w:r>
-              <w:rPr>
-                <w:sz w:val="20"/>
-              </w:rPr>
-              <w:t>Long-range behavioral shifts</w:t>
-            </w:r>
-          </w:p>
-        </w:tc>
-      </w:tr>
-      <w:tr>
-        <w:tc>
-          <w:tcPr>
-            <w:tcW w:type="dxa" w:w="2880"/>
-          </w:tcPr>
-          <w:p>
-            <w:r>
-              <w:rPr>
-                <w:sz w:val="20"/>
-              </w:rPr>
-              <w:t>LLM-as-Judge</w:t>
-            </w:r>
-          </w:p>
-        </w:tc>
-        <w:tc>
-          <w:tcPr>
-            <w:tcW w:type="dxa" w:w="2880"/>
-          </w:tcPr>
-          <w:p>
-            <w:r>
-              <w:rPr>
-                <w:sz w:val="20"/>
-              </w:rPr>
-              <w:t>Claude Sonnet 4.5 with deterministic fallback</w:t>
-            </w:r>
-          </w:p>
-        </w:tc>
-        <w:tc>
-          <w:tcPr>
-            <w:tcW w:type="dxa" w:w="2880"/>
-          </w:tcPr>
-          <w:p>
-            <w:r>
-              <w:rPr>
-                <w:sz w:val="20"/>
-              </w:rPr>
-              <w:t>Narrative attacks (phishing, scam scripts, agent trajectories)</w:t>
+              <w:t>Marker extraction</w:t>
             </w:r>
           </w:p>
         </w:tc>
       </w:tr>
     </w:tbl>
     <w:p>
+      <w:r>
+        <w:rPr>
+          <w:rFonts w:ascii="Inter" w:hAnsi="Inter"/>
+          <w:color w:val="F0F0F5"/>
+          <w:sz w:val="22"/>
+        </w:rPr>
+        <w:t>Fidelity validation (3 axes): statistical (KS/Wasserstein), behavioral (smurfing/mule-flow preservation), task-level (does it train a detector?). Addresses the gap in arXiv 2604.13125.</w:t>
+      </w:r>
+    </w:p>
+    <w:p>
       <w:pPr>
-        <w:pStyle w:val="Heading2"/>
+        <w:pStyle w:val="Heading1"/>
       </w:pPr>
       <w:r>
         <w:rPr>
           <w:rFonts w:ascii="Inter" w:hAnsi="Inter"/>
           <w:color w:val="00E5FF"/>
         </w:rPr>
-        <w:t>Efficacy on held-out test set</w:t>
+        <w:t>4. Detection Ensemble</w:t>
+      </w:r>
+    </w:p>
+    <w:p>
+      <w:pPr>
+        <w:jc w:val="center"/>
+      </w:pPr>
+      <w:r>
+        <w:drawing>
+          <wp:inline xmlns:a="http://schemas.openxmlformats.org/drawingml/2006/main" xmlns:pic="http://schemas.openxmlformats.org/drawingml/2006/picture">
+            <wp:extent cx="5486400" cy="2095052"/>
+            <wp:docPr id="3" name="Picture 3"/>
+            <wp:cNvGraphicFramePr>
+              <a:graphicFrameLocks noChangeAspect="1"/>
+            </wp:cNvGraphicFramePr>
+            <a:graphic>
+              <a:graphicData uri="http://schemas.openxmlformats.org/drawingml/2006/picture">
+                <pic:pic>
+                  <pic:nvPicPr>
+                    <pic:cNvPr id="0" name="ensemble.png"/>
+                    <pic:cNvPicPr/>
+                  </pic:nvPicPr>
+                  <pic:blipFill>
+                    <a:blip r:embed="rId11"/>
+                    <a:stretch>
+                      <a:fillRect/>
+                    </a:stretch>
+                  </pic:blipFill>
+                  <pic:spPr>
+                    <a:xfrm>
+                      <a:off x="0" y="0"/>
+                      <a:ext cx="5486400" cy="2095052"/>
+                    </a:xfrm>
+                    <a:prstGeom prst="rect"/>
+                  </pic:spPr>
+                </pic:pic>
+              </a:graphicData>
+            </a:graphic>
+          </wp:inline>
+        </w:drawing>
+      </w:r>
+    </w:p>
+    <w:p>
+      <w:r>
+        <w:rPr>
+          <w:rFonts w:ascii="Inter" w:hAnsi="Inter"/>
+          <w:color w:val="F0F0F5"/>
+          <w:sz w:val="22"/>
+        </w:rPr>
+        <w:t>5 diverse models stacked. Each catches a different failure mode.</w:t>
       </w:r>
     </w:p>
     <w:tbl>
@@ -1004,7 +997,6 @@
         <w:tc>
           <w:tcPr>
             <w:tcW w:type="dxa" w:w="1440"/>
-            <w:shd w:fill="11131A"/>
           </w:tcPr>
           <w:p>
             <w:r>
@@ -1020,7 +1012,6 @@
         <w:tc>
           <w:tcPr>
             <w:tcW w:type="dxa" w:w="1440"/>
-            <w:shd w:fill="11131A"/>
           </w:tcPr>
           <w:p>
             <w:r>
@@ -1036,7 +1027,6 @@
         <w:tc>
           <w:tcPr>
             <w:tcW w:type="dxa" w:w="1440"/>
-            <w:shd w:fill="11131A"/>
           </w:tcPr>
           <w:p>
             <w:r>
@@ -1052,7 +1042,6 @@
         <w:tc>
           <w:tcPr>
             <w:tcW w:type="dxa" w:w="1440"/>
-            <w:shd w:fill="11131A"/>
           </w:tcPr>
           <w:p>
             <w:r>
@@ -1068,7 +1057,6 @@
         <w:tc>
           <w:tcPr>
             <w:tcW w:type="dxa" w:w="1440"/>
-            <w:shd w:fill="11131A"/>
           </w:tcPr>
           <w:p>
             <w:r>
@@ -1084,7 +1072,6 @@
         <w:tc>
           <w:tcPr>
             <w:tcW w:type="dxa" w:w="1440"/>
-            <w:shd w:fill="11131A"/>
           </w:tcPr>
           <w:p>
             <w:r>
@@ -1424,8 +1411,10 @@
         <w:rPr>
           <w:rFonts w:ascii="Inter" w:hAnsi="Inter"/>
           <w:b/>
+          <w:color w:val="F0F0F5"/>
+          <w:sz w:val="22"/>
         </w:rPr>
-        <w:t>The ensemble strictly dominates every individual model on every metric.</w:t>
+        <w:t>Ensemble blended: AUC=0.5736  F1=0.1063  FP-rate=0.0636  Latency ~3ms p99.</w:t>
       </w:r>
     </w:p>
     <w:p>
@@ -1437,259 +1426,56 @@
           <w:rFonts w:ascii="Inter" w:hAnsi="Inter"/>
           <w:color w:val="00E5FF"/>
         </w:rPr>
-        <w:t>4. Real-World Feasibility</w:t>
+        <w:t>5. Closed Loop — Failure → Seed</w:t>
+      </w:r>
+    </w:p>
+    <w:p>
+      <w:pPr>
+        <w:jc w:val="center"/>
+      </w:pPr>
+      <w:r>
+        <w:drawing>
+          <wp:inline xmlns:a="http://schemas.openxmlformats.org/drawingml/2006/main" xmlns:pic="http://schemas.openxmlformats.org/drawingml/2006/picture">
+            <wp:extent cx="5943600" cy="821906"/>
+            <wp:docPr id="4" name="Picture 4"/>
+            <wp:cNvGraphicFramePr>
+              <a:graphicFrameLocks noChangeAspect="1"/>
+            </wp:cNvGraphicFramePr>
+            <a:graphic>
+              <a:graphicData uri="http://schemas.openxmlformats.org/drawingml/2006/picture">
+                <pic:pic>
+                  <pic:nvPicPr>
+                    <pic:cNvPr id="0" name="closed_loop.png"/>
+                    <pic:cNvPicPr/>
+                  </pic:nvPicPr>
+                  <pic:blipFill>
+                    <a:blip r:embed="rId12"/>
+                    <a:stretch>
+                      <a:fillRect/>
+                    </a:stretch>
+                  </pic:blipFill>
+                  <pic:spPr>
+                    <a:xfrm>
+                      <a:off x="0" y="0"/>
+                      <a:ext cx="5943600" cy="821906"/>
+                    </a:xfrm>
+                    <a:prstGeom prst="rect"/>
+                  </pic:spPr>
+                </pic:pic>
+              </a:graphicData>
+            </a:graphic>
+          </wp:inline>
+        </w:drawing>
       </w:r>
     </w:p>
     <w:p>
       <w:r>
         <w:rPr>
           <w:rFonts w:ascii="Inter" w:hAnsi="Inter"/>
+          <w:color w:val="F0F0F5"/>
+          <w:sz w:val="22"/>
         </w:rPr>
-        <w:t>PaySentinel is structured for deployment in live payment environments. The FastAPI scoring service is built to industry-standard real-time decisioning patterns.</w:t>
-      </w:r>
-    </w:p>
-    <w:p>
-      <w:pPr>
-        <w:pStyle w:val="Heading2"/>
-      </w:pPr>
-      <w:r>
-        <w:rPr>
-          <w:rFonts w:ascii="Inter" w:hAnsi="Inter"/>
-          <w:color w:val="00E5FF"/>
-        </w:rPr>
-        <w:t>Serving architecture</w:t>
-      </w:r>
-    </w:p>
-    <w:p>
-      <w:pPr>
-        <w:pStyle w:val="ListBullet"/>
-      </w:pPr>
-      <w:r>
-        <w:rPr>
-          <w:rFonts w:ascii="Inter" w:hAnsi="Inter"/>
-        </w:rPr>
-        <w:t>POST /score — single or batch transaction scoring, &lt;50 ms target.</w:t>
-      </w:r>
-    </w:p>
-    <w:p>
-      <w:pPr>
-        <w:pStyle w:val="ListBullet"/>
-      </w:pPr>
-      <w:r>
-        <w:rPr>
-          <w:rFonts w:ascii="Inter" w:hAnsi="Inter"/>
-        </w:rPr>
-        <w:t>POST /score/text — narrative artifact scoring (LLM-as-Judge).</w:t>
-      </w:r>
-    </w:p>
-    <w:p>
-      <w:pPr>
-        <w:pStyle w:val="ListBullet"/>
-      </w:pPr>
-      <w:r>
-        <w:rPr>
-          <w:rFonts w:ascii="Inter" w:hAnsi="Inter"/>
-        </w:rPr>
-        <w:t>Decision recommendation — approve / review / block based on calibrated threshold.</w:t>
-      </w:r>
-    </w:p>
-    <w:p>
-      <w:pPr>
-        <w:pStyle w:val="ListBullet"/>
-      </w:pPr>
-      <w:r>
-        <w:rPr>
-          <w:rFonts w:ascii="Inter" w:hAnsi="Inter"/>
-        </w:rPr>
-        <w:t>SHAP explanations — top contributing features per prediction (transparency).</w:t>
-      </w:r>
-    </w:p>
-    <w:p>
-      <w:pPr>
-        <w:pStyle w:val="ListBullet"/>
-      </w:pPr>
-      <w:r>
-        <w:rPr>
-          <w:rFonts w:ascii="Inter" w:hAnsi="Inter"/>
-        </w:rPr>
-        <w:t>Model health — last-trained, last-tested, drift detection in the API /metrics endpoint.</w:t>
-      </w:r>
-    </w:p>
-    <w:p>
-      <w:pPr>
-        <w:pStyle w:val="Heading2"/>
-      </w:pPr>
-      <w:r>
-        <w:rPr>
-          <w:rFonts w:ascii="Inter" w:hAnsi="Inter"/>
-          <w:color w:val="00E5FF"/>
-        </w:rPr>
-        <w:t>Operational characteristics</w:t>
-      </w:r>
-    </w:p>
-    <w:p>
-      <w:pPr>
-        <w:pStyle w:val="ListBullet"/>
-      </w:pPr>
-      <w:r>
-        <w:rPr>
-          <w:rFonts w:ascii="Inter" w:hAnsi="Inter"/>
-        </w:rPr>
-        <w:t>Offline-capable — all components run without external services except optional LLM API.</w:t>
-      </w:r>
-    </w:p>
-    <w:p>
-      <w:pPr>
-        <w:pStyle w:val="ListBullet"/>
-      </w:pPr>
-      <w:r>
-        <w:rPr>
-          <w:rFonts w:ascii="Inter" w:hAnsi="Inter"/>
-        </w:rPr>
-        <w:t>Reproducible — fixed seeds across all stages; experiments re-runnable from cached artifacts.</w:t>
-      </w:r>
-    </w:p>
-    <w:p>
-      <w:pPr>
-        <w:pStyle w:val="ListBullet"/>
-      </w:pPr>
-      <w:r>
-        <w:rPr>
-          <w:rFonts w:ascii="Inter" w:hAnsi="Inter"/>
-        </w:rPr>
-        <w:t>Extensible — drop in new attack patterns by appending to identify/catalog.json + an entry in generate/narrative_agents.py.</w:t>
-      </w:r>
-    </w:p>
-    <w:p>
-      <w:pPr>
-        <w:pStyle w:val="ListBullet"/>
-      </w:pPr>
-      <w:r>
-        <w:rPr>
-          <w:rFonts w:ascii="Inter" w:hAnsi="Inter"/>
-        </w:rPr>
-        <w:t>Auditable — every artifact carries provenance (source, prompt template, model version).</w:t>
-      </w:r>
-    </w:p>
-    <w:p>
-      <w:pPr>
-        <w:pStyle w:val="Heading1"/>
-      </w:pPr>
-      <w:r>
-        <w:rPr>
-          <w:rFonts w:ascii="Inter" w:hAnsi="Inter"/>
-          <w:color w:val="00E5FF"/>
-        </w:rPr>
-        <w:t>5. Closed-Loop Architecture</w:t>
-      </w:r>
-    </w:p>
-    <w:p>
-      <w:r>
-        <w:rPr>
-          <w:rFonts w:ascii="Inter" w:hAnsi="Inter"/>
-        </w:rPr>
-        <w:t>PaySentinel's thesis is that the strongest defense is one trained on attacks generated by the system itself — and one that improves as the attack generator improves.</w:t>
-      </w:r>
-    </w:p>
-    <w:p>
-      <w:pPr>
-        <w:pStyle w:val="Heading2"/>
-      </w:pPr>
-      <w:r>
-        <w:rPr>
-          <w:rFonts w:ascii="Inter" w:hAnsi="Inter"/>
-          <w:color w:val="00E5FF"/>
-        </w:rPr>
-        <w:t>Per-iteration flow</w:t>
-      </w:r>
-    </w:p>
-    <w:p>
-      <w:pPr>
-        <w:pStyle w:val="ListBullet"/>
-      </w:pPr>
-      <w:r>
-        <w:rPr>
-          <w:rFonts w:ascii="Inter" w:hAnsi="Inter"/>
-        </w:rPr>
-        <w:t>1. Generate — synthesize N attack artifacts across transaction + narrative types.</w:t>
-      </w:r>
-    </w:p>
-    <w:p>
-      <w:pPr>
-        <w:pStyle w:val="ListBullet"/>
-      </w:pPr>
-      <w:r>
-        <w:rPr>
-          <w:rFonts w:ascii="Inter" w:hAnsi="Inter"/>
-        </w:rPr>
-        <w:t>2. Split — hold out 20% as a red-team test set.</w:t>
-      </w:r>
-    </w:p>
-    <w:p>
-      <w:pPr>
-        <w:pStyle w:val="ListBullet"/>
-      </w:pPr>
-      <w:r>
-        <w:rPr>
-          <w:rFonts w:ascii="Inter" w:hAnsi="Inter"/>
-        </w:rPr>
-        <w:t>3. Defend — train ensemble on the remaining 80% synthetic + real base data.</w:t>
-      </w:r>
-    </w:p>
-    <w:p>
-      <w:pPr>
-        <w:pStyle w:val="ListBullet"/>
-      </w:pPr>
-      <w:r>
-        <w:rPr>
-          <w:rFonts w:ascii="Inter" w:hAnsi="Inter"/>
-        </w:rPr>
-        <w:t>4. Score — evaluate defender on held-out test set.</w:t>
-      </w:r>
-    </w:p>
-    <w:p>
-      <w:pPr>
-        <w:pStyle w:val="ListBullet"/>
-      </w:pPr>
-      <w:r>
-        <w:rPr>
-          <w:rFonts w:ascii="Inter" w:hAnsi="Inter"/>
-        </w:rPr>
-        <w:t>5. Analyze failures — top-K most-missed fraud cases.</w:t>
-      </w:r>
-    </w:p>
-    <w:p>
-      <w:pPr>
-        <w:pStyle w:val="ListBullet"/>
-      </w:pPr>
-      <w:r>
-        <w:rPr>
-          <w:rFonts w:ascii="Inter" w:hAnsi="Inter"/>
-        </w:rPr>
-        <w:t>6. Re-seed — failure patterns become new attack seeds (PSF-CLxx series).</w:t>
-      </w:r>
-    </w:p>
-    <w:p>
-      <w:pPr>
-        <w:pStyle w:val="ListBullet"/>
-      </w:pPr>
-      <w:r>
-        <w:rPr>
-          <w:rFonts w:ascii="Inter" w:hAnsi="Inter"/>
-        </w:rPr>
-        <w:t>7. Loop.</w:t>
-      </w:r>
-    </w:p>
-    <w:p>
-      <w:pPr>
-        <w:pStyle w:val="Heading2"/>
-      </w:pPr>
-      <w:r>
-        <w:rPr>
-          <w:rFonts w:ascii="Inter" w:hAnsi="Inter"/>
-          <w:color w:val="00E5FF"/>
-        </w:rPr>
-        <w:t>Observed improvement</w:t>
+        <w:t>Each round: defender's top-K missed fraud cases become seeds (PSF-CLxx series) for the next round of attacks. AUC improves over iterations.</w:t>
       </w:r>
     </w:p>
     <w:tbl>
@@ -1699,17 +1485,17 @@
         <w:tblLook w:firstColumn="1" w:firstRow="1" w:lastColumn="0" w:lastRow="0" w:noHBand="0" w:noVBand="1" w:val="04A0"/>
       </w:tblPr>
       <w:tblGrid>
-        <w:gridCol w:w="1728"/>
-        <w:gridCol w:w="1728"/>
-        <w:gridCol w:w="1728"/>
-        <w:gridCol w:w="1728"/>
-        <w:gridCol w:w="1728"/>
+        <w:gridCol w:w="1440"/>
+        <w:gridCol w:w="1440"/>
+        <w:gridCol w:w="1440"/>
+        <w:gridCol w:w="1440"/>
+        <w:gridCol w:w="1440"/>
+        <w:gridCol w:w="1440"/>
       </w:tblGrid>
       <w:tr>
         <w:tc>
           <w:tcPr>
-            <w:tcW w:type="dxa" w:w="1728"/>
-            <w:shd w:fill="11131A"/>
+            <w:tcW w:type="dxa" w:w="1440"/>
           </w:tcPr>
           <w:p>
             <w:r>
@@ -1718,14 +1504,28 @@
                 <w:color w:val="FFFFFF"/>
                 <w:sz w:val="20"/>
               </w:rPr>
-              <w:t>Iteration</w:t>
+              <w:t>Iter</w:t>
             </w:r>
           </w:p>
         </w:tc>
         <w:tc>
           <w:tcPr>
-            <w:tcW w:type="dxa" w:w="1728"/>
-            <w:shd w:fill="11131A"/>
+            <w:tcW w:type="dxa" w:w="1440"/>
+          </w:tcPr>
+          <w:p>
+            <w:r>
+              <w:rPr>
+                <w:b/>
+                <w:color w:val="FFFFFF"/>
+                <w:sz w:val="20"/>
+              </w:rPr>
+              <w:t>Train set</w:t>
+            </w:r>
+          </w:p>
+        </w:tc>
+        <w:tc>
+          <w:tcPr>
+            <w:tcW w:type="dxa" w:w="1440"/>
           </w:tcPr>
           <w:p>
             <w:r>
@@ -1740,8 +1540,7 @@
         </w:tc>
         <w:tc>
           <w:tcPr>
-            <w:tcW w:type="dxa" w:w="1728"/>
-            <w:shd w:fill="11131A"/>
+            <w:tcW w:type="dxa" w:w="1440"/>
           </w:tcPr>
           <w:p>
             <w:r>
@@ -1756,8 +1555,7 @@
         </w:tc>
         <w:tc>
           <w:tcPr>
-            <w:tcW w:type="dxa" w:w="1728"/>
-            <w:shd w:fill="11131A"/>
+            <w:tcW w:type="dxa" w:w="1440"/>
           </w:tcPr>
           <w:p>
             <w:r>
@@ -1772,8 +1570,7 @@
         </w:tc>
         <w:tc>
           <w:tcPr>
-            <w:tcW w:type="dxa" w:w="1728"/>
-            <w:shd w:fill="11131A"/>
+            <w:tcW w:type="dxa" w:w="1440"/>
           </w:tcPr>
           <w:p>
             <w:r>
@@ -1782,7 +1579,7 @@
                 <w:color w:val="FFFFFF"/>
                 <w:sz w:val="20"/>
               </w:rPr>
-              <w:t>New attack seeds</w:t>
+              <w:t>New seeds</w:t>
             </w:r>
           </w:p>
         </w:tc>
@@ -1790,7 +1587,7 @@
       <w:tr>
         <w:tc>
           <w:tcPr>
-            <w:tcW w:type="dxa" w:w="1728"/>
+            <w:tcW w:type="dxa" w:w="1440"/>
           </w:tcPr>
           <w:p>
             <w:r>
@@ -1803,7 +1600,20 @@
         </w:tc>
         <w:tc>
           <w:tcPr>
-            <w:tcW w:type="dxa" w:w="1728"/>
+            <w:tcW w:type="dxa" w:w="1440"/>
+          </w:tcPr>
+          <w:p>
+            <w:r>
+              <w:rPr>
+                <w:sz w:val="20"/>
+              </w:rPr>
+              <w:t>synth + base</w:t>
+            </w:r>
+          </w:p>
+        </w:tc>
+        <w:tc>
+          <w:tcPr>
+            <w:tcW w:type="dxa" w:w="1440"/>
           </w:tcPr>
           <w:p>
             <w:r>
@@ -1816,7 +1626,7 @@
         </w:tc>
         <w:tc>
           <w:tcPr>
-            <w:tcW w:type="dxa" w:w="1728"/>
+            <w:tcW w:type="dxa" w:w="1440"/>
           </w:tcPr>
           <w:p>
             <w:r>
@@ -1829,7 +1639,7 @@
         </w:tc>
         <w:tc>
           <w:tcPr>
-            <w:tcW w:type="dxa" w:w="1728"/>
+            <w:tcW w:type="dxa" w:w="1440"/>
           </w:tcPr>
           <w:p>
             <w:r>
@@ -1842,14 +1652,14 @@
         </w:tc>
         <w:tc>
           <w:tcPr>
-            <w:tcW w:type="dxa" w:w="1728"/>
+            <w:tcW w:type="dxa" w:w="1440"/>
           </w:tcPr>
           <w:p>
             <w:r>
               <w:rPr>
                 <w:sz w:val="20"/>
               </w:rPr>
-              <w:t>1 (TRANSFER-missed)</w:t>
+              <w:t>1</w:t>
             </w:r>
           </w:p>
         </w:tc>
@@ -1857,7 +1667,7 @@
       <w:tr>
         <w:tc>
           <w:tcPr>
-            <w:tcW w:type="dxa" w:w="1728"/>
+            <w:tcW w:type="dxa" w:w="1440"/>
           </w:tcPr>
           <w:p>
             <w:r>
@@ -1870,7 +1680,20 @@
         </w:tc>
         <w:tc>
           <w:tcPr>
-            <w:tcW w:type="dxa" w:w="1728"/>
+            <w:tcW w:type="dxa" w:w="1440"/>
+          </w:tcPr>
+          <w:p>
+            <w:r>
+              <w:rPr>
+                <w:sz w:val="20"/>
+              </w:rPr>
+              <w:t>+ CL01 patterns</w:t>
+            </w:r>
+          </w:p>
+        </w:tc>
+        <w:tc>
+          <w:tcPr>
+            <w:tcW w:type="dxa" w:w="1440"/>
           </w:tcPr>
           <w:p>
             <w:r>
@@ -1883,7 +1706,7 @@
         </w:tc>
         <w:tc>
           <w:tcPr>
-            <w:tcW w:type="dxa" w:w="1728"/>
+            <w:tcW w:type="dxa" w:w="1440"/>
           </w:tcPr>
           <w:p>
             <w:r>
@@ -1896,7 +1719,7 @@
         </w:tc>
         <w:tc>
           <w:tcPr>
-            <w:tcW w:type="dxa" w:w="1728"/>
+            <w:tcW w:type="dxa" w:w="1440"/>
           </w:tcPr>
           <w:p>
             <w:r>
@@ -1909,14 +1732,14 @@
         </w:tc>
         <w:tc>
           <w:tcPr>
-            <w:tcW w:type="dxa" w:w="1728"/>
+            <w:tcW w:type="dxa" w:w="1440"/>
           </w:tcPr>
           <w:p>
             <w:r>
               <w:rPr>
                 <w:sz w:val="20"/>
               </w:rPr>
-              <w:t>2 (TRANSFER + high-amount evasion)</w:t>
+              <w:t>2</w:t>
             </w:r>
           </w:p>
         </w:tc>
@@ -1924,7 +1747,7 @@
       <w:tr>
         <w:tc>
           <w:tcPr>
-            <w:tcW w:type="dxa" w:w="1728"/>
+            <w:tcW w:type="dxa" w:w="1440"/>
           </w:tcPr>
           <w:p>
             <w:r>
@@ -1937,7 +1760,20 @@
         </w:tc>
         <w:tc>
           <w:tcPr>
-            <w:tcW w:type="dxa" w:w="1728"/>
+            <w:tcW w:type="dxa" w:w="1440"/>
+          </w:tcPr>
+          <w:p>
+            <w:r>
+              <w:rPr>
+                <w:sz w:val="20"/>
+              </w:rPr>
+              <w:t>+ CL02 patterns</w:t>
+            </w:r>
+          </w:p>
+        </w:tc>
+        <w:tc>
+          <w:tcPr>
+            <w:tcW w:type="dxa" w:w="1440"/>
           </w:tcPr>
           <w:p>
             <w:r>
@@ -1950,7 +1786,7 @@
         </w:tc>
         <w:tc>
           <w:tcPr>
-            <w:tcW w:type="dxa" w:w="1728"/>
+            <w:tcW w:type="dxa" w:w="1440"/>
           </w:tcPr>
           <w:p>
             <w:r>
@@ -1963,7 +1799,7 @@
         </w:tc>
         <w:tc>
           <w:tcPr>
-            <w:tcW w:type="dxa" w:w="1728"/>
+            <w:tcW w:type="dxa" w:w="1440"/>
           </w:tcPr>
           <w:p>
             <w:r>
@@ -1976,14 +1812,14 @@
         </w:tc>
         <w:tc>
           <w:tcPr>
-            <w:tcW w:type="dxa" w:w="1728"/>
+            <w:tcW w:type="dxa" w:w="1440"/>
           </w:tcPr>
           <w:p>
             <w:r>
               <w:rPr>
                 <w:sz w:val="20"/>
               </w:rPr>
-              <w:t>1 (high-amount evasion refined)</w:t>
+              <w:t>1</w:t>
             </w:r>
           </w:p>
         </w:tc>
@@ -1998,15 +1834,7 @@
           <w:rFonts w:ascii="Inter" w:hAnsi="Inter"/>
           <w:color w:val="00E5FF"/>
         </w:rPr>
-        <w:t>6. Web Prototype</w:t>
-      </w:r>
-    </w:p>
-    <w:p>
-      <w:r>
-        <w:rPr>
-          <w:rFonts w:ascii="Inter" w:hAnsi="Inter"/>
-        </w:rPr>
-        <w:t>A Next.js 14 web prototype demonstrates the system end-to-end. Six pages correspond to the three pillars plus the closed-loop view, benchmark leaderboard, and settings:</w:t>
+        <w:t>6. Real-World Feasibility</w:t>
       </w:r>
     </w:p>
     <w:p>
@@ -2014,10 +1842,7 @@
         <w:pStyle w:val="ListBullet"/>
       </w:pPr>
       <w:r>
-        <w:rPr>
-          <w:rFonts w:ascii="Inter" w:hAnsi="Inter"/>
-        </w:rPr>
-        <w:t>/ — Dashboard with live KPIs, score stream, recent attacks, model health.</w:t>
+        <w:t>Real-time FastAPI: /score (tabular), /score/text (narrative), /score/recent (live stream)</w:t>
       </w:r>
     </w:p>
     <w:p>
@@ -2025,10 +1850,7 @@
         <w:pStyle w:val="ListBullet"/>
       </w:pPr>
       <w:r>
-        <w:rPr>
-          <w:rFonts w:ascii="Inter" w:hAnsi="Inter"/>
-        </w:rPr>
-        <w:t>/identify — searchable attack catalog with MITRE ATLAS heatmap.</w:t>
+        <w:t>Sub-50ms target; ~3ms actual on commodity hardware</w:t>
       </w:r>
     </w:p>
     <w:p>
@@ -2036,10 +1858,7 @@
         <w:pStyle w:val="ListBullet"/>
       </w:pPr>
       <w:r>
-        <w:rPr>
-          <w:rFonts w:ascii="Inter" w:hAnsi="Inter"/>
-        </w:rPr>
-        <w:t>/generate — per-artifact generator controls + fidelity report.</w:t>
+        <w:t>SHAP explanations per prediction (transparency)</w:t>
       </w:r>
     </w:p>
     <w:p>
@@ -2047,10 +1866,7 @@
         <w:pStyle w:val="ListBullet"/>
       </w:pPr>
       <w:r>
-        <w:rPr>
-          <w:rFonts w:ascii="Inter" w:hAnsi="Inter"/>
-        </w:rPr>
-        <w:t>/defend — real-time scoring table with SHAP feature attribution.</w:t>
+        <w:t>Offline-capable (Anthropic API is optional; template fallback works)</w:t>
       </w:r>
     </w:p>
     <w:p>
@@ -2058,40 +1874,7 @@
         <w:pStyle w:val="ListBullet"/>
       </w:pPr>
       <w:r>
-        <w:rPr>
-          <w:rFonts w:ascii="Inter" w:hAnsi="Inter"/>
-        </w:rPr>
-        <w:t>/loop — iteration visualizer + progression charts.</w:t>
-      </w:r>
-    </w:p>
-    <w:p>
-      <w:pPr>
-        <w:pStyle w:val="ListBullet"/>
-      </w:pPr>
-      <w:r>
-        <w:rPr>
-          <w:rFonts w:ascii="Inter" w:hAnsi="Inter"/>
-        </w:rPr>
-        <w:t>/benchmark — leaderboard across all 10 models (5 ours + 5 baselines).</w:t>
-      </w:r>
-    </w:p>
-    <w:p>
-      <w:pPr>
-        <w:pStyle w:val="ListBullet"/>
-      </w:pPr>
-      <w:r>
-        <w:rPr>
-          <w:rFonts w:ascii="Inter" w:hAnsi="Inter"/>
-        </w:rPr>
-        <w:t>/settings — pipeline configuration (LLM backend, datasets, defense weights).</w:t>
-      </w:r>
-    </w:p>
-    <w:p>
-      <w:r>
-        <w:rPr>
-          <w:rFonts w:ascii="Inter" w:hAnsi="Inter"/>
-        </w:rPr>
-        <w:t>Theme: cyber-noir dark — electric cyan + hot magenta + emerald on near-black. Distinct from any host brand; communicates security/AI identity.</w:t>
+        <w:t>Reproducible: fixed seeds + cached base data + saved model artifacts</w:t>
       </w:r>
     </w:p>
     <w:p>
@@ -2103,15 +1886,268 @@
           <w:rFonts w:ascii="Inter" w:hAnsi="Inter"/>
           <w:color w:val="00E5FF"/>
         </w:rPr>
-        <w:t>7. Reproducibility &amp; Quick Start</w:t>
+        <w:t>7. Web Prototype</w:t>
       </w:r>
     </w:p>
     <w:p>
       <w:r>
         <w:rPr>
           <w:rFonts w:ascii="Inter" w:hAnsi="Inter"/>
+          <w:color w:val="F0F0F5"/>
+          <w:sz w:val="22"/>
         </w:rPr>
-        <w:t>From a clean clone:</w:t>
+        <w:t>Next.js 14, 7 pages, cyber-noir dark theme (electric cyan + hot magenta + emerald). Live at &lt;http://localhost:3000&gt;.</w:t>
+      </w:r>
+    </w:p>
+    <w:tbl>
+      <w:tblPr>
+        <w:tblStyle w:val="LightGrid-Accent1"/>
+        <w:tblW w:type="auto" w:w="0"/>
+        <w:tblLook w:firstColumn="1" w:firstRow="1" w:lastColumn="0" w:lastRow="0" w:noHBand="0" w:noVBand="1" w:val="04A0"/>
+      </w:tblPr>
+      <w:tblGrid>
+        <w:gridCol w:w="4320"/>
+        <w:gridCol w:w="4320"/>
+      </w:tblGrid>
+      <w:tr>
+        <w:tc>
+          <w:tcPr>
+            <w:tcW w:type="dxa" w:w="4320"/>
+          </w:tcPr>
+          <w:p>
+            <w:r>
+              <w:rPr>
+                <w:b/>
+                <w:color w:val="FFFFFF"/>
+                <w:sz w:val="20"/>
+              </w:rPr>
+              <w:t>Page</w:t>
+            </w:r>
+          </w:p>
+        </w:tc>
+        <w:tc>
+          <w:tcPr>
+            <w:tcW w:type="dxa" w:w="4320"/>
+          </w:tcPr>
+          <w:p>
+            <w:r>
+              <w:rPr>
+                <w:b/>
+                <w:color w:val="FFFFFF"/>
+                <w:sz w:val="20"/>
+              </w:rPr>
+              <w:t>Shows</w:t>
+            </w:r>
+          </w:p>
+        </w:tc>
+      </w:tr>
+      <w:tr>
+        <w:tc>
+          <w:tcPr>
+            <w:tcW w:type="dxa" w:w="4320"/>
+          </w:tcPr>
+          <w:p>
+            <w:r>
+              <w:rPr>
+                <w:sz w:val="20"/>
+              </w:rPr>
+              <w:t>/</w:t>
+            </w:r>
+          </w:p>
+        </w:tc>
+        <w:tc>
+          <w:tcPr>
+            <w:tcW w:type="dxa" w:w="4320"/>
+          </w:tcPr>
+          <w:p>
+            <w:r>
+              <w:rPr>
+                <w:sz w:val="20"/>
+              </w:rPr>
+              <w:t>KPI tiles with sparklines, live score stream, recent attacks, model health</w:t>
+            </w:r>
+          </w:p>
+        </w:tc>
+      </w:tr>
+      <w:tr>
+        <w:tc>
+          <w:tcPr>
+            <w:tcW w:type="dxa" w:w="4320"/>
+          </w:tcPr>
+          <w:p>
+            <w:r>
+              <w:rPr>
+                <w:sz w:val="20"/>
+              </w:rPr>
+              <w:t>/identify</w:t>
+            </w:r>
+          </w:p>
+        </w:tc>
+        <w:tc>
+          <w:tcPr>
+            <w:tcW w:type="dxa" w:w="4320"/>
+          </w:tcPr>
+          <w:p>
+            <w:r>
+              <w:rPr>
+                <w:sz w:val="20"/>
+              </w:rPr>
+              <w:t>Attack catalog + filters + MITRE ATLAS heatmap + AI briefs</w:t>
+            </w:r>
+          </w:p>
+        </w:tc>
+      </w:tr>
+      <w:tr>
+        <w:tc>
+          <w:tcPr>
+            <w:tcW w:type="dxa" w:w="4320"/>
+          </w:tcPr>
+          <w:p>
+            <w:r>
+              <w:rPr>
+                <w:sz w:val="20"/>
+              </w:rPr>
+              <w:t>/generate</w:t>
+            </w:r>
+          </w:p>
+        </w:tc>
+        <w:tc>
+          <w:tcPr>
+            <w:tcW w:type="dxa" w:w="4320"/>
+          </w:tcPr>
+          <w:p>
+            <w:r>
+              <w:rPr>
+                <w:sz w:val="20"/>
+              </w:rPr>
+              <w:t>Per-artifact generators + fidelity report</w:t>
+            </w:r>
+          </w:p>
+        </w:tc>
+      </w:tr>
+      <w:tr>
+        <w:tc>
+          <w:tcPr>
+            <w:tcW w:type="dxa" w:w="4320"/>
+          </w:tcPr>
+          <w:p>
+            <w:r>
+              <w:rPr>
+                <w:sz w:val="20"/>
+              </w:rPr>
+              <w:t>/defend</w:t>
+            </w:r>
+          </w:p>
+        </w:tc>
+        <w:tc>
+          <w:tcPr>
+            <w:tcW w:type="dxa" w:w="4320"/>
+          </w:tcPr>
+          <w:p>
+            <w:r>
+              <w:rPr>
+                <w:sz w:val="20"/>
+              </w:rPr>
+              <w:t>Live scoring table (polls every 5s) + animated gauge + bulk actions</w:t>
+            </w:r>
+          </w:p>
+        </w:tc>
+      </w:tr>
+      <w:tr>
+        <w:tc>
+          <w:tcPr>
+            <w:tcW w:type="dxa" w:w="4320"/>
+          </w:tcPr>
+          <w:p>
+            <w:r>
+              <w:rPr>
+                <w:sz w:val="20"/>
+              </w:rPr>
+              <w:t>/loop</w:t>
+            </w:r>
+          </w:p>
+        </w:tc>
+        <w:tc>
+          <w:tcPr>
+            <w:tcW w:type="dxa" w:w="4320"/>
+          </w:tcPr>
+          <w:p>
+            <w:r>
+              <w:rPr>
+                <w:sz w:val="20"/>
+              </w:rPr>
+              <w:t>Closed-loop iteration visualizer + progression chart</w:t>
+            </w:r>
+          </w:p>
+        </w:tc>
+      </w:tr>
+      <w:tr>
+        <w:tc>
+          <w:tcPr>
+            <w:tcW w:type="dxa" w:w="4320"/>
+          </w:tcPr>
+          <w:p>
+            <w:r>
+              <w:rPr>
+                <w:sz w:val="20"/>
+              </w:rPr>
+              <w:t>/benchmark</w:t>
+            </w:r>
+          </w:p>
+        </w:tc>
+        <w:tc>
+          <w:tcPr>
+            <w:tcW w:type="dxa" w:w="4320"/>
+          </w:tcPr>
+          <w:p>
+            <w:r>
+              <w:rPr>
+                <w:sz w:val="20"/>
+              </w:rPr>
+              <w:t>Leaderboard: 5 ours vs 5 baselines</w:t>
+            </w:r>
+          </w:p>
+        </w:tc>
+      </w:tr>
+      <w:tr>
+        <w:tc>
+          <w:tcPr>
+            <w:tcW w:type="dxa" w:w="4320"/>
+          </w:tcPr>
+          <w:p>
+            <w:r>
+              <w:rPr>
+                <w:sz w:val="20"/>
+              </w:rPr>
+              <w:t>/settings</w:t>
+            </w:r>
+          </w:p>
+        </w:tc>
+        <w:tc>
+          <w:tcPr>
+            <w:tcW w:type="dxa" w:w="4320"/>
+          </w:tcPr>
+          <w:p>
+            <w:r>
+              <w:rPr>
+                <w:sz w:val="20"/>
+              </w:rPr>
+              <w:t>Pipeline config (LLM, datasets, defense weights)</w:t>
+            </w:r>
+          </w:p>
+        </w:tc>
+      </w:tr>
+    </w:tbl>
+    <w:p>
+      <w:pPr>
+        <w:pStyle w:val="Heading1"/>
+      </w:pPr>
+      <w:r>
+        <w:rPr>
+          <w:rFonts w:ascii="Inter" w:hAnsi="Inter"/>
+          <w:color w:val="00E5FF"/>
+        </w:rPr>
+        <w:t>8. Reproducibility</w:t>
       </w:r>
     </w:p>
     <w:p>
@@ -2125,69 +2161,37 @@
         <w:br/>
         <w:t>cd paysentinel</w:t>
         <w:br/>
-        <w:t>python3 -m pip install -r requirements.txt</w:t>
+        <w:t>pip install -r requirements.txt</w:t>
         <w:br/>
-        <w:t>cp .env.example .env  # set ANTHROPIC_API_KEY</w:t>
+        <w:t>cp .env.example .env   # set ANTHROPIC_API_KEY</w:t>
         <w:br/>
         <w:t>make demo              # full pipeline: Identify → Generate → Defend → Loop</w:t>
         <w:br/>
-        <w:t>make run-api           # FastAPI on :8000</w:t>
+        <w:t>make run-api           # FastAPI on :8002</w:t>
         <w:br/>
-        <w:t>make run-web           # Next.js prototype on :3000</w:t>
+        <w:t>make run-web           # Next.js on :3000</w:t>
+      </w:r>
+    </w:p>
+    <w:p>
+      <w:r>
+        <w:rPr>
+          <w:rFonts w:ascii="Inter" w:hAnsi="Inter"/>
+          <w:color w:val="F0F0F5"/>
+          <w:sz w:val="22"/>
+        </w:rPr>
+        <w:t>All 14 tests pass (pytest). Trained models committed (data/models/) for OOTB inference.</w:t>
       </w:r>
     </w:p>
     <w:p>
       <w:pPr>
-        <w:pStyle w:val="Heading1"/>
+        <w:pStyle w:val="Heading2"/>
       </w:pPr>
       <w:r>
         <w:rPr>
           <w:rFonts w:ascii="Inter" w:hAnsi="Inter"/>
           <w:color w:val="00E5FF"/>
         </w:rPr>
-        <w:t>Appendix A — Repository Layout</w:t>
-      </w:r>
-    </w:p>
-    <w:p>
-      <w:r>
-        <w:rPr>
-          <w:rFonts w:ascii="JetBrains Mono" w:hAnsi="JetBrains Mono"/>
-          <w:color w:val="A78BFA"/>
-          <w:sz w:val="18"/>
-        </w:rPr>
-        <w:t>paysentinel/</w:t>
-        <w:br/>
-        <w:t>├── identify/         # 30 attack vectors + threat_landscape.py API</w:t>
-        <w:br/>
-        <w:t>├── generate/         # CTGAN/TabDDPM + LLM agents + 3-axis fidelity eval</w:t>
-        <w:br/>
-        <w:t>├── defend/           # XGBoost, LightGBM, GNN, Transformer, LLM-Judge, ensemble, FastAPI</w:t>
-        <w:br/>
-        <w:t>├── closed_loop/      # Generate → Defend → failure-seeded re-Generate</w:t>
-        <w:br/>
-        <w:t>├── webapp/           # Next.js 14 prototype (6 pages)</w:t>
-        <w:br/>
-        <w:t>├── configs/          # demo.yaml, llm_prompts.yaml</w:t>
-        <w:br/>
-        <w:t>├── data/             # base samples + synthetic outputs</w:t>
-        <w:br/>
-        <w:t>├── results/          # metrics, fidelity reports, loop iterations</w:t>
-        <w:br/>
-        <w:t>├── docs/             # Solution_Walkthrough.docx (this file)</w:t>
-        <w:br/>
-        <w:t>└── tests/</w:t>
-      </w:r>
-    </w:p>
-    <w:p>
-      <w:pPr>
-        <w:pStyle w:val="Heading1"/>
-      </w:pPr>
-      <w:r>
-        <w:rPr>
-          <w:rFonts w:ascii="Inter" w:hAnsi="Inter"/>
-          <w:color w:val="00E5FF"/>
-        </w:rPr>
-        <w:t>Appendix B — References</w:t>
+        <w:t>References</w:t>
       </w:r>
     </w:p>
     <w:p>
@@ -2195,10 +2199,7 @@
         <w:pStyle w:val="ListBullet"/>
       </w:pPr>
       <w:r>
-        <w:rPr>
-          <w:rFonts w:ascii="Inter" w:hAnsi="Inter"/>
-        </w:rPr>
-        <w:t>MITRE ATLAS — Adversarial Threat Landscape for AI Systems. https://atlas.mitre.org/</w:t>
+        <w:t>MITRE ATLAS — Adversarial Threat Landscape for AI Systems</w:t>
       </w:r>
     </w:p>
     <w:p>
@@ -2206,10 +2207,7 @@
         <w:pStyle w:val="ListBullet"/>
       </w:pPr>
       <w:r>
-        <w:rPr>
-          <w:rFonts w:ascii="Inter" w:hAnsi="Inter"/>
-        </w:rPr>
-        <w:t>arXiv 2508.06457 — ScamAgent: autonomous multi-turn scam dialogue. https://arxiv.org/html/2508.06457v1</w:t>
+        <w:t>arXiv 2508.06457 — ScamAgent (multi-turn scam dialogue)</w:t>
       </w:r>
     </w:p>
     <w:p>
@@ -2217,10 +2215,7 @@
         <w:pStyle w:val="ListBullet"/>
       </w:pPr>
       <w:r>
-        <w:rPr>
-          <w:rFonts w:ascii="Inter" w:hAnsi="Inter"/>
-        </w:rPr>
-        <w:t>arXiv 2604.13125 — Synthetic Tabular Generators Fail to Preserve Behavioral Fraud Patterns.</w:t>
+        <w:t>arXiv 2604.13125 — Synthetic Tabular Generators Fail to Preserve Behavioral Fraud Patterns</w:t>
       </w:r>
     </w:p>
     <w:p>
@@ -2228,10 +2223,7 @@
         <w:pStyle w:val="ListBullet"/>
       </w:pPr>
       <w:r>
-        <w:rPr>
-          <w:rFonts w:ascii="Inter" w:hAnsi="Inter"/>
-        </w:rPr>
-        <w:t>arXiv 2601.19726 — RvB: Red-Blue games for AI system hardening.</w:t>
+        <w:t>arXiv 2601.19726 — RvB: Red-Blue games for AI hardening</w:t>
       </w:r>
     </w:p>
     <w:p>
@@ -2239,10 +2231,7 @@
         <w:pStyle w:val="ListBullet"/>
       </w:pPr>
       <w:r>
-        <w:rPr>
-          <w:rFonts w:ascii="Inter" w:hAnsi="Inter"/>
-        </w:rPr>
-        <w:t>FBI IC3 public service announcements on AI-enabled fraud (2024–2025).</w:t>
+        <w:t>FBI IC3 — Deepfake-enabled fraud warnings (2024–2025)</w:t>
       </w:r>
     </w:p>
     <w:p>
@@ -2250,32 +2239,7 @@
         <w:pStyle w:val="ListBullet"/>
       </w:pPr>
       <w:r>
-        <w:rPr>
-          <w:rFonts w:ascii="Inter" w:hAnsi="Inter"/>
-        </w:rPr>
-        <w:t>Incode Agentic Fraud Report (Aug 2026) — AI agents driving 40% of fraud, projecting 90% by 2028.</w:t>
-      </w:r>
-    </w:p>
-    <w:p>
-      <w:pPr>
-        <w:pStyle w:val="ListBullet"/>
-      </w:pPr>
-      <w:r>
-        <w:rPr>
-          <w:rFonts w:ascii="Inter" w:hAnsi="Inter"/>
-        </w:rPr>
-        <w:t>IEEE-CIS Fraud Detection dataset (Kaggle 2019, Vesta).</w:t>
-      </w:r>
-    </w:p>
-    <w:p>
-      <w:pPr>
-        <w:pStyle w:val="ListBullet"/>
-      </w:pPr>
-      <w:r>
-        <w:rPr>
-          <w:rFonts w:ascii="Inter" w:hAnsi="Inter"/>
-        </w:rPr>
-        <w:t>PaySim synthetic mobile-money transactions (Lopez-Rojas 2014).</w:t>
+        <w:t>IEEE-CIS Fraud Detection (Kaggle 2019, Vesta) + PaySim (Lopez-Rojas 2014)</w:t>
       </w:r>
     </w:p>
     <w:sectPr>
